--- a/docs/Lessons/Lesson 12 - Hearing It Happen/Handouts/Lesson_12_Handout_GameMaker.docx
+++ b/docs/Lessons/Lesson 12 - Hearing It Happen/Handouts/Lesson_12_Handout_GameMaker.docx
@@ -163,7 +163,7 @@
         <w:spacing w:after="60"/>
       </w:pPr>
       <w:r>
-        <w:t xml:space="preserve">Create three new Sound resources: sfx_wave and sfx_lose (and sfx_win, if you don't already have it from Lesson 6).</w:t>
+        <w:t xml:space="preserve">Create one new Sound resource: sfx_wave - today's one genuinely new sound. Keep sfx_win, sfx_lifelost, and sfx_gameover from Lessons 6 and 8 if you already have them.</w:t>
       </w:r>
     </w:p>
     <w:p>
@@ -222,7 +222,7 @@
         <w:spacing w:after="60"/>
       </w:pPr>
       <w:r>
-        <w:t xml:space="preserve">In obj_bullet's Collision event's nested if (from Lesson 11), add audio_play_sound(sfx_win, 1, false) in the true-win branch and audio_play_sound(sfx_wave, 1, false) in the else branch.</w:t>
+        <w:t xml:space="preserve">In obj_bullet's Collision event's nested if (from Lesson 11), add audio_play_sound(sfx_wave, 1, false) to the wave-advance (else) branch.</w:t>
       </w:r>
     </w:p>
     <w:p>
@@ -235,7 +235,7 @@
         <w:spacing w:after="60"/>
       </w:pPr>
       <w:r>
-        <w:t xml:space="preserve">In obj_enemy's Step event's escape branch (where lives decrements), add audio_play_sound(sfx_lose, 1, false) inside the lives &lt;= 0 check.</w:t>
+        <w:t xml:space="preserve">On obj_enemy's Step event, confirm audio_play_sound(sfx_gameover, 1, false) already fires inside the lives-reaches-zero branch (from Lesson 8) - add it now if it's missing. This sound is mandatory starting today even if you skipped it before.</w:t>
       </w:r>
     </w:p>
     <w:p>
@@ -263,31 +263,7 @@
           <w:sz w:val="20"/>
           <w:szCs w:val="20"/>
         </w:rPr>
-        <w:t xml:space="preserve">// obj_bullet Collision event (revised):</w:t>
-      </w:r>
-      <w:r>
-        <w:br/>
-        <w:t xml:space="preserve"/>
-      </w:r>
-      <w:r>
-        <w:rPr>
-          <w:rFonts w:ascii="Consolas" w:cs="Consolas" w:eastAsia="Consolas" w:hAnsi="Consolas"/>
-          <w:sz w:val="20"/>
-          <w:szCs w:val="20"/>
-        </w:rPr>
-        <w:t xml:space="preserve">obj_spawner.enemies_remaining -= 1;</w:t>
-      </w:r>
-      <w:r>
-        <w:br/>
-        <w:t xml:space="preserve"/>
-      </w:r>
-      <w:r>
-        <w:rPr>
-          <w:rFonts w:ascii="Consolas" w:cs="Consolas" w:eastAsia="Consolas" w:hAnsi="Consolas"/>
-          <w:sz w:val="20"/>
-          <w:szCs w:val="20"/>
-        </w:rPr>
-        <w:t xml:space="preserve">obj_spawner.score += 10;</w:t>
+        <w:t xml:space="preserve">// obj_bullet's Collision event with obj_enemy (revised):</w:t>
       </w:r>
       <w:r>
         <w:br/>
@@ -311,55 +287,79 @@
           <w:sz w:val="20"/>
           <w:szCs w:val="20"/>
         </w:rPr>
-        <w:t xml:space="preserve">if (obj_spawner.enemies_remaining &lt;= 0) {</w:t>
-      </w:r>
-      <w:r>
-        <w:br/>
-        <w:t xml:space="preserve"/>
-      </w:r>
-      <w:r>
-        <w:rPr>
-          <w:rFonts w:ascii="Consolas" w:cs="Consolas" w:eastAsia="Consolas" w:hAnsi="Consolas"/>
-          <w:sz w:val="20"/>
-          <w:szCs w:val="20"/>
-        </w:rPr>
-        <w:t xml:space="preserve">    if (obj_spawner.wave &gt;= obj_spawner.total_waves) {</w:t>
-      </w:r>
-      <w:r>
-        <w:br/>
-        <w:t xml:space="preserve"/>
-      </w:r>
-      <w:r>
-        <w:rPr>
-          <w:rFonts w:ascii="Consolas" w:cs="Consolas" w:eastAsia="Consolas" w:hAnsi="Consolas"/>
-          <w:sz w:val="20"/>
-          <w:szCs w:val="20"/>
-        </w:rPr>
-        <w:t xml:space="preserve">        obj_spawner.game_active = false;</w:t>
-      </w:r>
-      <w:r>
-        <w:br/>
-        <w:t xml:space="preserve"/>
-      </w:r>
-      <w:r>
-        <w:rPr>
-          <w:rFonts w:ascii="Consolas" w:cs="Consolas" w:eastAsia="Consolas" w:hAnsi="Consolas"/>
-          <w:sz w:val="20"/>
-          <w:szCs w:val="20"/>
-        </w:rPr>
-        <w:t xml:space="preserve">        obj_spawner.has_won = true;</w:t>
-      </w:r>
-      <w:r>
-        <w:br/>
-        <w:t xml:space="preserve"/>
-      </w:r>
-      <w:r>
-        <w:rPr>
-          <w:rFonts w:ascii="Consolas" w:cs="Consolas" w:eastAsia="Consolas" w:hAnsi="Consolas"/>
-          <w:sz w:val="20"/>
-          <w:szCs w:val="20"/>
-        </w:rPr>
-        <w:t xml:space="preserve">        audio_play_sound(sfx_win, 1, false);</w:t>
+        <w:t xml:space="preserve">obj_gamemanager.enemies_remaining -= 1;</w:t>
+      </w:r>
+      <w:r>
+        <w:br/>
+        <w:t xml:space="preserve"/>
+      </w:r>
+      <w:r>
+        <w:rPr>
+          <w:rFonts w:ascii="Consolas" w:cs="Consolas" w:eastAsia="Consolas" w:hAnsi="Consolas"/>
+          <w:sz w:val="20"/>
+          <w:szCs w:val="20"/>
+        </w:rPr>
+        <w:t xml:space="preserve">obj_gamemanager.__dnd_score += 10;</w:t>
+      </w:r>
+      <w:r>
+        <w:br/>
+        <w:t xml:space="preserve"/>
+      </w:r>
+      <w:r>
+        <w:rPr>
+          <w:rFonts w:ascii="Consolas" w:cs="Consolas" w:eastAsia="Consolas" w:hAnsi="Consolas"/>
+          <w:sz w:val="20"/>
+          <w:szCs w:val="20"/>
+        </w:rPr>
+        <w:t xml:space="preserve">if (obj_gamemanager.enemies_remaining &lt;= 0) {</w:t>
+      </w:r>
+      <w:r>
+        <w:br/>
+        <w:t xml:space="preserve"/>
+      </w:r>
+      <w:r>
+        <w:rPr>
+          <w:rFonts w:ascii="Consolas" w:cs="Consolas" w:eastAsia="Consolas" w:hAnsi="Consolas"/>
+          <w:sz w:val="20"/>
+          <w:szCs w:val="20"/>
+        </w:rPr>
+        <w:t xml:space="preserve">    if (obj_gamemanager.wave &gt;= obj_gamemanager.total_waves) {</w:t>
+      </w:r>
+      <w:r>
+        <w:br/>
+        <w:t xml:space="preserve"/>
+      </w:r>
+      <w:r>
+        <w:rPr>
+          <w:rFonts w:ascii="Consolas" w:cs="Consolas" w:eastAsia="Consolas" w:hAnsi="Consolas"/>
+          <w:sz w:val="20"/>
+          <w:szCs w:val="20"/>
+        </w:rPr>
+        <w:t xml:space="preserve">        obj_gamemanager.has_won = true;</w:t>
+      </w:r>
+      <w:r>
+        <w:br/>
+        <w:t xml:space="preserve"/>
+      </w:r>
+      <w:r>
+        <w:rPr>
+          <w:rFonts w:ascii="Consolas" w:cs="Consolas" w:eastAsia="Consolas" w:hAnsi="Consolas"/>
+          <w:sz w:val="20"/>
+          <w:szCs w:val="20"/>
+        </w:rPr>
+        <w:t xml:space="preserve">        obj_gamemanager.game_active = false;</w:t>
+      </w:r>
+      <w:r>
+        <w:br/>
+        <w:t xml:space="preserve"/>
+      </w:r>
+      <w:r>
+        <w:rPr>
+          <w:rFonts w:ascii="Consolas" w:cs="Consolas" w:eastAsia="Consolas" w:hAnsi="Consolas"/>
+          <w:sz w:val="20"/>
+          <w:szCs w:val="20"/>
+        </w:rPr>
+        <w:t xml:space="preserve">        audio_play_sound(sfx_win, 1, false); // your Lesson 6 Level 3 sound</w:t>
       </w:r>
       <w:r>
         <w:br/>
@@ -383,19 +383,19 @@
           <w:sz w:val="20"/>
           <w:szCs w:val="20"/>
         </w:rPr>
-        <w:t xml:space="preserve">        obj_spawner.wave += 1;</w:t>
-      </w:r>
-      <w:r>
-        <w:br/>
-        <w:t xml:space="preserve"/>
-      </w:r>
-      <w:r>
-        <w:rPr>
-          <w:rFonts w:ascii="Consolas" w:cs="Consolas" w:eastAsia="Consolas" w:hAnsi="Consolas"/>
-          <w:sz w:val="20"/>
-          <w:szCs w:val="20"/>
-        </w:rPr>
-        <w:t xml:space="preserve">        obj_spawner.enemies_remaining = 5;</w:t>
+        <w:t xml:space="preserve">        obj_gamemanager.wave += 1;</w:t>
+      </w:r>
+      <w:r>
+        <w:br/>
+        <w:t xml:space="preserve"/>
+      </w:r>
+      <w:r>
+        <w:rPr>
+          <w:rFonts w:ascii="Consolas" w:cs="Consolas" w:eastAsia="Consolas" w:hAnsi="Consolas"/>
+          <w:sz w:val="20"/>
+          <w:szCs w:val="20"/>
+        </w:rPr>
+        <w:t xml:space="preserve">        obj_gamemanager.enemies_remaining = 5;</w:t>
       </w:r>
       <w:r>
         <w:br/>
@@ -419,7 +419,7 @@
           <w:sz w:val="20"/>
           <w:szCs w:val="20"/>
         </w:rPr>
-        <w:t xml:space="preserve">        obj_spawner.spawn_wave();</w:t>
+        <w:t xml:space="preserve">        spawn_enemies();</w:t>
       </w:r>
       <w:r>
         <w:br/>
@@ -455,91 +455,187 @@
           <w:sz w:val="20"/>
           <w:szCs w:val="20"/>
         </w:rPr>
-        <w:t xml:space="preserve">instance_destroy();</w:t>
-      </w:r>
-      <w:r>
-        <w:br/>
-        <w:t xml:space="preserve"/>
-      </w:r>
-      <w:r>
-        <w:rPr>
-          <w:rFonts w:ascii="Consolas" w:cs="Consolas" w:eastAsia="Consolas" w:hAnsi="Consolas"/>
-          <w:sz w:val="20"/>
-          <w:szCs w:val="20"/>
-        </w:rPr>
-        <w:t xml:space="preserve"/>
-      </w:r>
-      <w:r>
-        <w:br/>
-        <w:t xml:space="preserve"/>
-      </w:r>
-      <w:r>
-        <w:rPr>
-          <w:rFonts w:ascii="Consolas" w:cs="Consolas" w:eastAsia="Consolas" w:hAnsi="Consolas"/>
-          <w:sz w:val="20"/>
-          <w:szCs w:val="20"/>
-        </w:rPr>
-        <w:t xml:space="preserve">// obj_enemy Step event, escape branch (revised):</w:t>
-      </w:r>
-      <w:r>
-        <w:br/>
-        <w:t xml:space="preserve"/>
-      </w:r>
-      <w:r>
-        <w:rPr>
-          <w:rFonts w:ascii="Consolas" w:cs="Consolas" w:eastAsia="Consolas" w:hAnsi="Consolas"/>
-          <w:sz w:val="20"/>
-          <w:szCs w:val="20"/>
-        </w:rPr>
-        <w:t xml:space="preserve">obj_spawner.lives -= 1;</w:t>
-      </w:r>
-      <w:r>
-        <w:br/>
-        <w:t xml:space="preserve"/>
-      </w:r>
-      <w:r>
-        <w:rPr>
-          <w:rFonts w:ascii="Consolas" w:cs="Consolas" w:eastAsia="Consolas" w:hAnsi="Consolas"/>
-          <w:sz w:val="20"/>
-          <w:szCs w:val="20"/>
-        </w:rPr>
-        <w:t xml:space="preserve">if (obj_spawner.lives &lt;= 0) {</w:t>
-      </w:r>
-      <w:r>
-        <w:br/>
-        <w:t xml:space="preserve"/>
-      </w:r>
-      <w:r>
-        <w:rPr>
-          <w:rFonts w:ascii="Consolas" w:cs="Consolas" w:eastAsia="Consolas" w:hAnsi="Consolas"/>
-          <w:sz w:val="20"/>
-          <w:szCs w:val="20"/>
-        </w:rPr>
-        <w:t xml:space="preserve">    obj_spawner.game_active = false;</w:t>
-      </w:r>
-      <w:r>
-        <w:br/>
-        <w:t xml:space="preserve"/>
-      </w:r>
-      <w:r>
-        <w:rPr>
-          <w:rFonts w:ascii="Consolas" w:cs="Consolas" w:eastAsia="Consolas" w:hAnsi="Consolas"/>
-          <w:sz w:val="20"/>
-          <w:szCs w:val="20"/>
-        </w:rPr>
-        <w:t xml:space="preserve">    obj_spawner.has_lost = true;</w:t>
-      </w:r>
-      <w:r>
-        <w:br/>
-        <w:t xml:space="preserve"/>
-      </w:r>
-      <w:r>
-        <w:rPr>
-          <w:rFonts w:ascii="Consolas" w:cs="Consolas" w:eastAsia="Consolas" w:hAnsi="Consolas"/>
-          <w:sz w:val="20"/>
-          <w:szCs w:val="20"/>
-        </w:rPr>
-        <w:t xml:space="preserve">    audio_play_sound(sfx_lose, 1, false);</w:t>
+        <w:t xml:space="preserve">instance_destroy(other);</w:t>
+      </w:r>
+      <w:r>
+        <w:br/>
+        <w:t xml:space="preserve"/>
+      </w:r>
+      <w:r>
+        <w:rPr>
+          <w:rFonts w:ascii="Consolas" w:cs="Consolas" w:eastAsia="Consolas" w:hAnsi="Consolas"/>
+          <w:sz w:val="20"/>
+          <w:szCs w:val="20"/>
+        </w:rPr>
+        <w:t xml:space="preserve">instance_destroy(self);</w:t>
+      </w:r>
+      <w:r>
+        <w:br/>
+        <w:t xml:space="preserve"/>
+      </w:r>
+      <w:r>
+        <w:rPr>
+          <w:rFonts w:ascii="Consolas" w:cs="Consolas" w:eastAsia="Consolas" w:hAnsi="Consolas"/>
+          <w:sz w:val="20"/>
+          <w:szCs w:val="20"/>
+        </w:rPr>
+        <w:t xml:space="preserve"/>
+      </w:r>
+      <w:r>
+        <w:br/>
+        <w:t xml:space="preserve"/>
+      </w:r>
+      <w:r>
+        <w:rPr>
+          <w:rFonts w:ascii="Consolas" w:cs="Consolas" w:eastAsia="Consolas" w:hAnsi="Consolas"/>
+          <w:sz w:val="20"/>
+          <w:szCs w:val="20"/>
+        </w:rPr>
+        <w:t xml:space="preserve">// obj_enemy's Step event (revised):</w:t>
+      </w:r>
+      <w:r>
+        <w:br/>
+        <w:t xml:space="preserve"/>
+      </w:r>
+      <w:r>
+        <w:rPr>
+          <w:rFonts w:ascii="Consolas" w:cs="Consolas" w:eastAsia="Consolas" w:hAnsi="Consolas"/>
+          <w:sz w:val="20"/>
+          <w:szCs w:val="20"/>
+        </w:rPr>
+        <w:t xml:space="preserve">if (!obj_gamemanager.game_active) exit;</w:t>
+      </w:r>
+      <w:r>
+        <w:br/>
+        <w:t xml:space="preserve"/>
+      </w:r>
+      <w:r>
+        <w:rPr>
+          <w:rFonts w:ascii="Consolas" w:cs="Consolas" w:eastAsia="Consolas" w:hAnsi="Consolas"/>
+          <w:sz w:val="20"/>
+          <w:szCs w:val="20"/>
+        </w:rPr>
+        <w:t xml:space="preserve">y += enemy_speed;</w:t>
+      </w:r>
+      <w:r>
+        <w:br/>
+        <w:t xml:space="preserve"/>
+      </w:r>
+      <w:r>
+        <w:rPr>
+          <w:rFonts w:ascii="Consolas" w:cs="Consolas" w:eastAsia="Consolas" w:hAnsi="Consolas"/>
+          <w:sz w:val="20"/>
+          <w:szCs w:val="20"/>
+        </w:rPr>
+        <w:t xml:space="preserve">if (y &gt; room_height) {</w:t>
+      </w:r>
+      <w:r>
+        <w:br/>
+        <w:t xml:space="preserve"/>
+      </w:r>
+      <w:r>
+        <w:rPr>
+          <w:rFonts w:ascii="Consolas" w:cs="Consolas" w:eastAsia="Consolas" w:hAnsi="Consolas"/>
+          <w:sz w:val="20"/>
+          <w:szCs w:val="20"/>
+        </w:rPr>
+        <w:t xml:space="preserve">    obj_gamemanager.__dnd_lives -= 1;</w:t>
+      </w:r>
+      <w:r>
+        <w:br/>
+        <w:t xml:space="preserve"/>
+      </w:r>
+      <w:r>
+        <w:rPr>
+          <w:rFonts w:ascii="Consolas" w:cs="Consolas" w:eastAsia="Consolas" w:hAnsi="Consolas"/>
+          <w:sz w:val="20"/>
+          <w:szCs w:val="20"/>
+        </w:rPr>
+        <w:t xml:space="preserve">    if (obj_gamemanager.__dnd_lives &lt;= 0) {</w:t>
+      </w:r>
+      <w:r>
+        <w:br/>
+        <w:t xml:space="preserve"/>
+      </w:r>
+      <w:r>
+        <w:rPr>
+          <w:rFonts w:ascii="Consolas" w:cs="Consolas" w:eastAsia="Consolas" w:hAnsi="Consolas"/>
+          <w:sz w:val="20"/>
+          <w:szCs w:val="20"/>
+        </w:rPr>
+        <w:t xml:space="preserve">        obj_gamemanager.has_lost = true;</w:t>
+      </w:r>
+      <w:r>
+        <w:br/>
+        <w:t xml:space="preserve"/>
+      </w:r>
+      <w:r>
+        <w:rPr>
+          <w:rFonts w:ascii="Consolas" w:cs="Consolas" w:eastAsia="Consolas" w:hAnsi="Consolas"/>
+          <w:sz w:val="20"/>
+          <w:szCs w:val="20"/>
+        </w:rPr>
+        <w:t xml:space="preserve">        obj_gamemanager.game_active = false;</w:t>
+      </w:r>
+      <w:r>
+        <w:br/>
+        <w:t xml:space="preserve"/>
+      </w:r>
+      <w:r>
+        <w:rPr>
+          <w:rFonts w:ascii="Consolas" w:cs="Consolas" w:eastAsia="Consolas" w:hAnsi="Consolas"/>
+          <w:sz w:val="20"/>
+          <w:szCs w:val="20"/>
+        </w:rPr>
+        <w:t xml:space="preserve">        audio_play_sound(sfx_gameover, 1, false); // your Lesson 8 Level 3 sound, mandatory as of today</w:t>
+      </w:r>
+      <w:r>
+        <w:br/>
+        <w:t xml:space="preserve"/>
+      </w:r>
+      <w:r>
+        <w:rPr>
+          <w:rFonts w:ascii="Consolas" w:cs="Consolas" w:eastAsia="Consolas" w:hAnsi="Consolas"/>
+          <w:sz w:val="20"/>
+          <w:szCs w:val="20"/>
+        </w:rPr>
+        <w:t xml:space="preserve">    } else {</w:t>
+      </w:r>
+      <w:r>
+        <w:br/>
+        <w:t xml:space="preserve"/>
+      </w:r>
+      <w:r>
+        <w:rPr>
+          <w:rFonts w:ascii="Consolas" w:cs="Consolas" w:eastAsia="Consolas" w:hAnsi="Consolas"/>
+          <w:sz w:val="20"/>
+          <w:szCs w:val="20"/>
+        </w:rPr>
+        <w:t xml:space="preserve">        audio_play_sound(sfx_lifelost, 1, false); // your Lesson 8 Level 3 sound</w:t>
+      </w:r>
+      <w:r>
+        <w:br/>
+        <w:t xml:space="preserve"/>
+      </w:r>
+      <w:r>
+        <w:rPr>
+          <w:rFonts w:ascii="Consolas" w:cs="Consolas" w:eastAsia="Consolas" w:hAnsi="Consolas"/>
+          <w:sz w:val="20"/>
+          <w:szCs w:val="20"/>
+        </w:rPr>
+        <w:t xml:space="preserve">    }</w:t>
+      </w:r>
+      <w:r>
+        <w:br/>
+        <w:t xml:space="preserve"/>
+      </w:r>
+      <w:r>
+        <w:rPr>
+          <w:rFonts w:ascii="Consolas" w:cs="Consolas" w:eastAsia="Consolas" w:hAnsi="Consolas"/>
+          <w:sz w:val="20"/>
+          <w:szCs w:val="20"/>
+        </w:rPr>
+        <w:t xml:space="preserve">    instance_destroy();</w:t>
       </w:r>
       <w:r>
         <w:br/>
@@ -585,7 +681,7 @@
         <w:spacing w:after="60"/>
       </w:pPr>
       <w:r>
-        <w:t xml:space="preserve">On obj_bullet's Collision event (GML Visual), add an "Audio Play Sound" block (sfx_hit) right after your existing score/enemies_remaining Variable blocks.</w:t>
+        <w:t xml:space="preserve">On obj_bullet's Collision event (GML Visual), add a "Play Audio" block (sfx_hit) right after your existing score/enemies_remaining Variable blocks.</w:t>
       </w:r>
     </w:p>
     <w:p>
@@ -598,7 +694,7 @@
         <w:spacing w:after="60"/>
       </w:pPr>
       <w:r>
-        <w:t xml:space="preserve">Add two more "Audio Play Sound" blocks to the win-check's If Variable block from Lesson 11 - sfx_win on the True output, sfx_wave on the False output.</w:t>
+        <w:t xml:space="preserve">Add two more "Play Audio" blocks to the win-check's If Variable block from Lesson 11 - sfx_win on the True output, sfx_wave on the False output.</w:t>
       </w:r>
     </w:p>
     <w:p>
@@ -611,7 +707,7 @@
         <w:spacing w:after="60"/>
       </w:pPr>
       <w:r>
-        <w:t xml:space="preserve">On obj_enemy's escape branch, add an "Audio Play Sound" block (sfx_lose) inside the lives-reaches-zero If Variable block.</w:t>
+        <w:t xml:space="preserve">On obj_enemy's escape branch, confirm a "Play Audio" block (sfx_gameover) already sits inside the lives-reaches-zero If Variable block, with sfx_lifelost on the Else (from Lesson 8) - add them now if missing.</w:t>
       </w:r>
     </w:p>
     <w:p>
@@ -691,7 +787,7 @@
         <w:spacing w:after="60"/>
       </w:pPr>
       <w:r>
-        <w:t xml:space="preserve">Audio: if you haven't already, add the optional win sound now - it slots into the exact same audio_play_sound() pattern as today's wave/lose sounds, just a third resource.</w:t>
+        <w:t xml:space="preserve">Audio: if you haven't already, add the optional win sound now - it's the same audio_play_sound(sfx_win, ...) pattern Lesson 6 built, alongside today's sfx_wave.</w:t>
       </w:r>
     </w:p>
     <w:p>
@@ -751,7 +847,7 @@
         <w:spacing w:after="60"/>
       </w:pPr>
       <w:r>
-        <w:t xml:space="preserve">Lose sound plays repeatedly: confirm the lose check is still guarded by "if (obj_spawner.lives &lt;= 0)" as a one-time check (from Lesson 8), not re-triggering every Step.</w:t>
+        <w:t xml:space="preserve">Game-over or life-lost sound plays repeatedly: confirm the check is still guarded by "if (obj_gamemanager.__dnd_lives &lt;= 0)" / "else" as a one-time check (from Lesson 8), not re-triggering every Step.</w:t>
       </w:r>
     </w:p>
     <w:p>
@@ -764,7 +860,7 @@
         <w:spacing w:after="60"/>
       </w:pPr>
       <w:r>
-        <w:t xml:space="preserve">Wrong instance's variables referenced: confirm the obj_spawner. prefix is present throughout the revised blocks, since this code still runs from obj_bullet and obj_enemy.</w:t>
+        <w:t xml:space="preserve">Wrong instance's variables referenced: confirm the obj_gamemanager. prefix is present throughout the revised blocks, since this code still runs from obj_bullet and obj_enemy.</w:t>
       </w:r>
     </w:p>
     <w:p>

--- a/docs/Lessons/Lesson 12 - Hearing It Happen/Handouts/Lesson_12_Handout_GameMaker.docx
+++ b/docs/Lessons/Lesson 12 - Hearing It Happen/Handouts/Lesson_12_Handout_GameMaker.docx
@@ -259,6 +259,20 @@
       </w:pPr>
       <w:r>
         <w:rPr>
+          <w:i/>
+          <w:iCs/>
+          <w:color w:val="555555"/>
+          <w:sz w:val="18"/>
+          <w:szCs w:val="18"/>
+        </w:rPr>
+        <w:t xml:space="preserve">Highlighted lines are new this week; everything else is code you already have.</w:t>
+      </w:r>
+      <w:r>
+        <w:br/>
+        <w:t xml:space="preserve"/>
+      </w:r>
+      <w:r>
+        <w:rPr>
           <w:rFonts w:ascii="Consolas" w:cs="Consolas" w:eastAsia="Consolas" w:hAnsi="Consolas"/>
           <w:sz w:val="20"/>
           <w:szCs w:val="20"/>
@@ -406,6 +420,7 @@
           <w:rFonts w:ascii="Consolas" w:cs="Consolas" w:eastAsia="Consolas" w:hAnsi="Consolas"/>
           <w:sz w:val="20"/>
           <w:szCs w:val="20"/>
+          <w:shd w:fill="FFE98A" w:val="clear"/>
         </w:rPr>
         <w:t xml:space="preserve">        audio_play_sound(sfx_wave, 1, false);</w:t>
       </w:r>
